--- a/paper/submission/cover_page.docx
+++ b/paper/submission/cover_page.docx
@@ -7,7 +7,7 @@
         <w:pStyle w:val="Title"/>
       </w:pPr>
       <w:r>
-        <w:t>[TITLE TO WRITE]</w:t>
+        <w:t>Does Call-Graph Fan-Out Predict Failure Impact in Microservices? A Preregistered Fault-Injection Study</w:t>
       </w:r>
     </w:p>
     <w:p>

--- a/paper/submission/cover_page.docx
+++ b/paper/submission/cover_page.docx
@@ -21,7 +21,13 @@
         <w:t>1</w:t>
       </w:r>
       <w:r>
-        <w:t>, [TO FILL: other authors]</w:t>
+        <w:t>, Badrinath N</w:t>
+      </w:r>
+      <w:r>
+        <w:rPr>
+          <w:vertAlign w:val="superscript"/>
+        </w:rPr>
+        <w:t>1</w:t>
       </w:r>
     </w:p>
     <w:p>
@@ -32,12 +38,12 @@
         <w:t>1</w:t>
       </w:r>
       <w:r>
-        <w:t xml:space="preserve"> Vellore Institute of Technology, [TO FILL department]</w:t>
+        <w:t xml:space="preserve"> School of Computer Science and Engineering (SCOPE), Vellore Institute of Technology, Vellore, Tamil Nadu 632014, India</w:t>
       </w:r>
     </w:p>
     <w:p>
       <w:r>
-        <w:t>Corresponding author: [TO FILL name], [TO FILL email]</w:t>
+        <w:t>Corresponding author: [TO FILL: corresponding author name and email]</w:t>
       </w:r>
     </w:p>
     <w:sectPr>

--- a/paper/submission/cover_page.docx
+++ b/paper/submission/cover_page.docx
@@ -488,9 +488,10 @@
       <w:outlineLvl w:val="0"/>
     </w:pPr>
     <w:rPr>
-      <w:rFonts w:asciiTheme="majorHAnsi" w:eastAsiaTheme="majorEastAsia" w:hAnsiTheme="majorHAnsi" w:cstheme="majorBidi" w:ascii="Times New Roman" w:hAnsi="Times New Roman" w:eastAsia="Times New Roman"/>
+      <w:rFonts w:ascii="Times New Roman" w:hAnsi="Times New Roman" w:cs="Times New Roman" w:eastAsia="Times New Roman"/>
       <w:b/>
       <w:bCs/>
+      <w:i w:val="0"/>
       <w:color w:val="000000"/>
       <w:sz w:val="28"/>
       <w:szCs w:val="28"/>
@@ -513,9 +514,10 @@
       <w:outlineLvl w:val="1"/>
     </w:pPr>
     <w:rPr>
-      <w:rFonts w:asciiTheme="majorHAnsi" w:eastAsiaTheme="majorEastAsia" w:hAnsiTheme="majorHAnsi" w:cstheme="majorBidi" w:ascii="Times New Roman" w:hAnsi="Times New Roman" w:eastAsia="Times New Roman"/>
+      <w:rFonts w:ascii="Times New Roman" w:hAnsi="Times New Roman" w:cs="Times New Roman" w:eastAsia="Times New Roman"/>
       <w:b/>
       <w:bCs/>
+      <w:i w:val="0"/>
       <w:color w:val="000000"/>
       <w:sz w:val="24"/>
       <w:szCs w:val="26"/>
@@ -538,9 +540,10 @@
       <w:outlineLvl w:val="2"/>
     </w:pPr>
     <w:rPr>
-      <w:rFonts w:asciiTheme="majorHAnsi" w:eastAsiaTheme="majorEastAsia" w:hAnsiTheme="majorHAnsi" w:cstheme="majorBidi" w:ascii="Times New Roman" w:hAnsi="Times New Roman" w:eastAsia="Times New Roman"/>
+      <w:rFonts w:ascii="Times New Roman" w:hAnsi="Times New Roman" w:cs="Times New Roman" w:eastAsia="Times New Roman"/>
       <w:b/>
       <w:bCs/>
+      <w:i/>
       <w:color w:val="000000"/>
       <w:sz w:val="24"/>
     </w:rPr>
@@ -773,16 +776,14 @@
     <w:qFormat/>
     <w:rsid w:val="00FC693F"/>
     <w:pPr>
-      <w:pBdr>
-        <w:bottom w:val="single" w:sz="8" w:space="4" w:color="4F81BD" w:themeColor="accent1"/>
-      </w:pBdr>
       <w:spacing w:after="300" w:line="240" w:lineRule="auto"/>
       <w:contextualSpacing/>
       <w:jc w:val="left"/>
     </w:pPr>
     <w:rPr>
-      <w:rFonts w:asciiTheme="majorHAnsi" w:eastAsiaTheme="majorEastAsia" w:hAnsiTheme="majorHAnsi" w:cstheme="majorBidi" w:ascii="Times New Roman" w:hAnsi="Times New Roman" w:eastAsia="Times New Roman"/>
+      <w:rFonts w:ascii="Times New Roman" w:hAnsi="Times New Roman" w:cs="Times New Roman" w:eastAsia="Times New Roman"/>
       <w:b/>
+      <w:i w:val="0"/>
       <w:color w:val="000000"/>
       <w:spacing w:val="5"/>
       <w:kern w:val="28"/>
